--- a/sem_2/laba_4/useless facts.docx
+++ b/sem_2/laba_4/useless facts.docx
@@ -73,7 +73,7 @@
           <w:sz w:val="24"/>
           <w:u w:val="single"/>
         </w:rPr>
-        <w:t>Поправка, все же видно</w:t>
+        <w:t>А хотя нет, все же видно</w:t>
       </w:r>
     </w:p>
     <w:sectPr>
